--- a/КПП/Том СОТ КПП/Акт индивидуальных испытаний (72 ч) СОТ КПП.docx
+++ b/КПП/Том СОТ КПП/Акт индивидуальных испытаний (72 ч) СОТ КПП.docx
@@ -188,7 +188,7 @@
                 <w:i w:val="0"/>
                 <w:sz w:val="22"/>
               </w:rPr>
-              <w:t>«03» ноября 2026 г.</w:t>
+              <w:t>«29» октября 2026 г.</w:t>
             </w:r>
           </w:p>
         </w:tc>
@@ -311,7 +311,7 @@
           <w:i/>
           <w:sz w:val="20"/>
         </w:rPr>
-        <w:t>Индивидуальные испытания системы охранной телевизионной (СОТ) здания КПП проведены в период с 10:00 31.10.2026 по 10:00 03.11.2026 — непрерывная работа в рабочем режиме в течение 72 ч.</w:t>
+        <w:t>Индивидуальные испытания системы охранной телевизионной (СОТ) здания КПП проведены в период с 10:00 26.10.2026 по 10:00 29.10.2026 — непрерывная работа в рабочем режиме в течение 72 ч.</w:t>
       </w:r>
     </w:p>
     <w:p>
@@ -334,7 +334,7 @@
           <w:i/>
           <w:sz w:val="20"/>
         </w:rPr>
-        <w:t>Перед испытаниями выполнено измерение сопротивления изоляции кабельных линий (протокол № ПИ-СОТ-КПП от 27.10.2026); оборудование смонтировано по акту № СОТ-КПП-О, монтажные работы окончены (акт № СОТ-КПП-М).</w:t>
+        <w:t>Перед испытаниями выполнено измерение сопротивления изоляции кабельных линий (протокол № ПИ-СОТ-КПП от 24.10.2026); оборудование смонтировано по акту № СОТ-КПП-О, монтажные работы окончены (акт № СОТ-КПП-М).</w:t>
       </w:r>
     </w:p>
     <w:p>
